--- a/templates_docx/Шаблон 3 Навигация.docx
+++ b/templates_docx/Шаблон 3 Навигация.docx
@@ -264,18 +264,21 @@
               <w:jc w:val="right"/>
               <w:rPr>
                 <w:rFonts w:ascii="Montserrat Medium" w:eastAsia="Montserrat Medium" w:hAnsi="Montserrat Medium" w:cs="Montserrat Medium"/>
-                <w:highlight w:val="yellow"/>
               </w:rPr>
             </w:pPr>
-          </w:p>
-          <w:p>
-            <w:pPr>
-              <w:spacing w:after="0" w:line="240" w:lineRule="auto"/>
-              <w:jc w:val="right"/>
+            <w:r>
               <w:rPr>
                 <w:rFonts w:ascii="Montserrat Medium" w:eastAsia="Montserrat Medium" w:hAnsi="Montserrat Medium" w:cs="Montserrat Medium"/>
               </w:rPr>
-            </w:pPr>
+              <w:t xml:space="preserve">Номер: </w:t>
+            </w:r>
+            <w:r>
+              <w:rPr>
+                <w:rFonts w:ascii="Montserrat Medium" w:eastAsia="Montserrat Medium" w:hAnsi="Montserrat Medium" w:cs="Montserrat Medium"/>
+                <w:lang w:val="en-US"/>
+              </w:rPr>
+              <w:t>{{ number }}</w:t>
+            </w:r>
           </w:p>
         </w:tc>
       </w:tr>
@@ -1690,7 +1693,6 @@
   <w:style w:type="character" w:default="1" w:styleId="a0">
     <w:name w:val="Default Paragraph Font"/>
     <w:uiPriority w:val="1"/>
-    <w:semiHidden/>
     <w:unhideWhenUsed/>
   </w:style>
   <w:style w:type="table" w:default="1" w:styleId="a1">

--- a/templates_docx/Шаблон 3 Навигация.docx
+++ b/templates_docx/Шаблон 3 Навигация.docx
@@ -114,30 +114,6 @@
         </w:rPr>
       </w:pPr>
     </w:p>
-    <w:p>
-      <w:pPr>
-        <w:pStyle w:val="a3"/>
-        <w:keepNext w:val="0"/>
-        <w:keepLines w:val="0"/>
-        <w:widowControl w:val="0"/>
-        <w:spacing w:before="100" w:after="0" w:line="240" w:lineRule="auto"/>
-        <w:ind w:right="-143"/>
-        <w:jc w:val="center"/>
-        <w:rPr>
-          <w:rFonts w:ascii="Montserrat SemiBold" w:eastAsia="Montserrat SemiBold" w:hAnsi="Montserrat SemiBold" w:cs="Montserrat SemiBold"/>
-          <w:sz w:val="28"/>
-          <w:szCs w:val="28"/>
-        </w:rPr>
-      </w:pPr>
-      <w:r>
-        <w:rPr>
-          <w:rFonts w:ascii="Montserrat SemiBold" w:eastAsia="Montserrat SemiBold" w:hAnsi="Montserrat SemiBold" w:cs="Montserrat SemiBold"/>
-          <w:sz w:val="28"/>
-          <w:szCs w:val="28"/>
-        </w:rPr>
-        <w:t>КОММЕРЧЕСКОЕ ПРЕДЛОЖЕНИЕ НА ДИЗАЙН-КОНЦЕПЦИЮ</w:t>
-      </w:r>
-    </w:p>
     <w:p/>
     <w:p>
       <w:pPr>
@@ -541,8 +517,21 @@
                 <w:szCs w:val="18"/>
                 <w:lang w:val="ru-RU"/>
               </w:rPr>
-              <w:t>Количество, шт</w:t>
+              <w:t xml:space="preserve">Количество, </w:t>
             </w:r>
+            <w:proofErr w:type="spellStart"/>
+            <w:r>
+              <w:rPr>
+                <w:rFonts w:ascii="Montserrat" w:eastAsia="Montserrat" w:hAnsi="Montserrat" w:cs="Montserrat"/>
+                <w:b/>
+                <w:bCs/>
+                <w:sz w:val="18"/>
+                <w:szCs w:val="18"/>
+                <w:lang w:val="ru-RU"/>
+              </w:rPr>
+              <w:t>шт</w:t>
+            </w:r>
+            <w:proofErr w:type="spellEnd"/>
           </w:p>
         </w:tc>
         <w:tc>
@@ -720,7 +709,23 @@
           <w:rFonts w:ascii="Montserrat Medium" w:eastAsia="Montserrat Medium" w:hAnsi="Montserrat Medium" w:cs="Montserrat Medium"/>
           <w:lang w:val="en-US"/>
         </w:rPr>
-        <w:t>{{ srok }}</w:t>
+        <w:t xml:space="preserve">{{ </w:t>
+      </w:r>
+      <w:proofErr w:type="spellStart"/>
+      <w:r>
+        <w:rPr>
+          <w:rFonts w:ascii="Montserrat Medium" w:eastAsia="Montserrat Medium" w:hAnsi="Montserrat Medium" w:cs="Montserrat Medium"/>
+          <w:lang w:val="en-US"/>
+        </w:rPr>
+        <w:t>srok</w:t>
+      </w:r>
+      <w:proofErr w:type="spellEnd"/>
+      <w:r>
+        <w:rPr>
+          <w:rFonts w:ascii="Montserrat Medium" w:eastAsia="Montserrat Medium" w:hAnsi="Montserrat Medium" w:cs="Montserrat Medium"/>
+          <w:lang w:val="en-US"/>
+        </w:rPr>
+        <w:t xml:space="preserve"> }}</w:t>
       </w:r>
       <w:r>
         <w:rPr>
@@ -756,7 +761,25 @@
           <w:sz w:val="18"/>
           <w:szCs w:val="18"/>
         </w:rPr>
-        <w:t xml:space="preserve">КОНФИДЕНЦИАЛЬНО: Настоящий документ содержит информацию, принадлежащую компаниям ООО “Нацпро-Дизайн”   </w:t>
+        <w:t>КОНФИДЕНЦИАЛЬНО: Настоящий документ содержит информацию, принадлежащую компаниям ООО “</w:t>
+      </w:r>
+      <w:proofErr w:type="spellStart"/>
+      <w:r>
+        <w:rPr>
+          <w:rFonts w:ascii="Montserrat Medium" w:eastAsia="Montserrat Medium" w:hAnsi="Montserrat Medium" w:cs="Montserrat Medium"/>
+          <w:sz w:val="18"/>
+          <w:szCs w:val="18"/>
+        </w:rPr>
+        <w:t>Нацпро</w:t>
+      </w:r>
+      <w:proofErr w:type="spellEnd"/>
+      <w:r>
+        <w:rPr>
+          <w:rFonts w:ascii="Montserrat Medium" w:eastAsia="Montserrat Medium" w:hAnsi="Montserrat Medium" w:cs="Montserrat Medium"/>
+          <w:sz w:val="18"/>
+          <w:szCs w:val="18"/>
+        </w:rPr>
+        <w:t xml:space="preserve">-Дизайн”   </w:t>
       </w:r>
       <w:r>
         <w:rPr>
@@ -854,6 +877,7 @@
           <w:sz w:val="18"/>
           <w:szCs w:val="18"/>
         </w:rPr>
+        <w:lastRenderedPageBreak/>
         <w:t xml:space="preserve"> </w:t>
       </w:r>
       <w:r>
@@ -1693,6 +1717,7 @@
   <w:style w:type="character" w:default="1" w:styleId="a0">
     <w:name w:val="Default Paragraph Font"/>
     <w:uiPriority w:val="1"/>
+    <w:semiHidden/>
     <w:unhideWhenUsed/>
   </w:style>
   <w:style w:type="table" w:default="1" w:styleId="a1">

--- a/templates_docx/Шаблон 3 Навигация.docx
+++ b/templates_docx/Шаблон 3 Навигация.docx
@@ -297,7 +297,7 @@
           <w:rFonts w:ascii="Montserrat" w:eastAsia="Montserrat" w:hAnsi="Montserrat" w:cs="Montserrat"/>
           <w:lang w:val="en-US"/>
         </w:rPr>
-        <w:t>room</w:t>
+        <w:t>text</w:t>
       </w:r>
       <w:r>
         <w:rPr>
@@ -517,21 +517,8 @@
                 <w:szCs w:val="18"/>
                 <w:lang w:val="ru-RU"/>
               </w:rPr>
-              <w:t xml:space="preserve">Количество, </w:t>
+              <w:t>Количество, шт</w:t>
             </w:r>
-            <w:proofErr w:type="spellStart"/>
-            <w:r>
-              <w:rPr>
-                <w:rFonts w:ascii="Montserrat" w:eastAsia="Montserrat" w:hAnsi="Montserrat" w:cs="Montserrat"/>
-                <w:b/>
-                <w:bCs/>
-                <w:sz w:val="18"/>
-                <w:szCs w:val="18"/>
-                <w:lang w:val="ru-RU"/>
-              </w:rPr>
-              <w:t>шт</w:t>
-            </w:r>
-            <w:proofErr w:type="spellEnd"/>
           </w:p>
         </w:tc>
         <w:tc>
@@ -709,23 +696,7 @@
           <w:rFonts w:ascii="Montserrat Medium" w:eastAsia="Montserrat Medium" w:hAnsi="Montserrat Medium" w:cs="Montserrat Medium"/>
           <w:lang w:val="en-US"/>
         </w:rPr>
-        <w:t xml:space="preserve">{{ </w:t>
-      </w:r>
-      <w:proofErr w:type="spellStart"/>
-      <w:r>
-        <w:rPr>
-          <w:rFonts w:ascii="Montserrat Medium" w:eastAsia="Montserrat Medium" w:hAnsi="Montserrat Medium" w:cs="Montserrat Medium"/>
-          <w:lang w:val="en-US"/>
-        </w:rPr>
-        <w:t>srok</w:t>
-      </w:r>
-      <w:proofErr w:type="spellEnd"/>
-      <w:r>
-        <w:rPr>
-          <w:rFonts w:ascii="Montserrat Medium" w:eastAsia="Montserrat Medium" w:hAnsi="Montserrat Medium" w:cs="Montserrat Medium"/>
-          <w:lang w:val="en-US"/>
-        </w:rPr>
-        <w:t xml:space="preserve"> }}</w:t>
+        <w:t>{{ srok }}</w:t>
       </w:r>
       <w:r>
         <w:rPr>
@@ -761,25 +732,7 @@
           <w:sz w:val="18"/>
           <w:szCs w:val="18"/>
         </w:rPr>
-        <w:t>КОНФИДЕНЦИАЛЬНО: Настоящий документ содержит информацию, принадлежащую компаниям ООО “</w:t>
-      </w:r>
-      <w:proofErr w:type="spellStart"/>
-      <w:r>
-        <w:rPr>
-          <w:rFonts w:ascii="Montserrat Medium" w:eastAsia="Montserrat Medium" w:hAnsi="Montserrat Medium" w:cs="Montserrat Medium"/>
-          <w:sz w:val="18"/>
-          <w:szCs w:val="18"/>
-        </w:rPr>
-        <w:t>Нацпро</w:t>
-      </w:r>
-      <w:proofErr w:type="spellEnd"/>
-      <w:r>
-        <w:rPr>
-          <w:rFonts w:ascii="Montserrat Medium" w:eastAsia="Montserrat Medium" w:hAnsi="Montserrat Medium" w:cs="Montserrat Medium"/>
-          <w:sz w:val="18"/>
-          <w:szCs w:val="18"/>
-        </w:rPr>
-        <w:t xml:space="preserve">-Дизайн”   </w:t>
+        <w:t xml:space="preserve">КОНФИДЕНЦИАЛЬНО: Настоящий документ содержит информацию, принадлежащую компаниям ООО “Нацпро-Дизайн”   </w:t>
       </w:r>
       <w:r>
         <w:rPr>

--- a/templates_docx/Шаблон 3 Навигация.docx
+++ b/templates_docx/Шаблон 3 Навигация.docx
@@ -297,7 +297,7 @@
           <w:rFonts w:ascii="Montserrat" w:eastAsia="Montserrat" w:hAnsi="Montserrat" w:cs="Montserrat"/>
           <w:lang w:val="en-US"/>
         </w:rPr>
-        <w:t>text</w:t>
+        <w:t>room</w:t>
       </w:r>
       <w:r>
         <w:rPr>
@@ -325,35 +325,6 @@
           <w:lang w:val="ru-RU"/>
         </w:rPr>
       </w:pPr>
-    </w:p>
-    <w:p>
-      <w:pPr>
-        <w:spacing w:line="240" w:lineRule="auto"/>
-        <w:jc w:val="both"/>
-        <w:rPr>
-          <w:rFonts w:ascii="Montserrat Medium" w:eastAsia="Montserrat Medium" w:hAnsi="Montserrat Medium" w:cs="Montserrat Medium"/>
-          <w:sz w:val="18"/>
-          <w:szCs w:val="18"/>
-          <w:lang w:val="ru-RU"/>
-        </w:rPr>
-      </w:pPr>
-      <w:r>
-        <w:rPr>
-          <w:rFonts w:ascii="Montserrat" w:eastAsia="Montserrat" w:hAnsi="Montserrat" w:cs="Montserrat"/>
-          <w:b/>
-          <w:bCs/>
-        </w:rPr>
-        <w:t>ПАРАМЕТРЫ ОБЪЕКТА:</w:t>
-      </w:r>
-      <w:r>
-        <w:rPr>
-          <w:rFonts w:ascii="Montserrat" w:eastAsia="Montserrat" w:hAnsi="Montserrat" w:cs="Montserrat"/>
-          <w:b/>
-          <w:bCs/>
-          <w:lang w:val="ru-RU"/>
-        </w:rPr>
-        <w:t xml:space="preserve"> </w:t>
-      </w:r>
     </w:p>
     <w:p>
       <w:pPr>
